--- a/data/drop/美股技术风险监控_2026-09-21.docx
+++ b/data/drop/美股技术风险监控_2026-09-21.docx
@@ -793,7 +793,7 @@
         <w:pStyle w:val="ListBullet"/>
       </w:pPr>
       <w:r>
-        <w:t>成交量变化：Volume/MA20=1.25倍；成交量为20日均量的1.25倍</w:t>
+        <w:t>成交量变化：Volume/MA20=1.26倍；成交量为20日均量的1.26倍</w:t>
       </w:r>
     </w:p>
     <w:p>
@@ -1086,7 +1086,7 @@
         <w:pStyle w:val="ListBullet"/>
       </w:pPr>
       <w:r>
-        <w:t>成交量变化：Volume/MA20=1.15倍；成交量为20日均量的1.15倍</w:t>
+        <w:t>成交量变化：Volume/MA20=1.17倍；成交量为20日均量的1.17倍</w:t>
       </w:r>
     </w:p>
     <w:p>
@@ -1374,7 +1374,7 @@
         <w:pStyle w:val="ListBullet"/>
       </w:pPr>
       <w:r>
-        <w:t>成交量变化：Volume/MA20=0.85倍；成交量为20日均量的0.85倍</w:t>
+        <w:t>成交量变化：Volume/MA20=0.86倍；成交量为20日均量的0.86倍</w:t>
       </w:r>
     </w:p>
     <w:p>
